--- a/klagomål/A 12296-2023 FSC-klagomål.docx
+++ b/klagomål/A 12296-2023 FSC-klagomål.docx
@@ -969,7 +969,7 @@
     <w:r>
       <w:tab/>
       <w:tab/>
-      <w:t>2026-06-18</w:t>
+      <w:t>2026-06-19</w:t>
       <w:br/>
       <w:br/>
     </w:r>

--- a/klagomål/A 12296-2023 FSC-klagomål.docx
+++ b/klagomål/A 12296-2023 FSC-klagomål.docx
@@ -969,7 +969,7 @@
     <w:r>
       <w:tab/>
       <w:tab/>
-      <w:t>2026-06-19</w:t>
+      <w:t>2026-06-20</w:t>
       <w:br/>
       <w:br/>
     </w:r>

--- a/klagomål/A 12296-2023 FSC-klagomål.docx
+++ b/klagomål/A 12296-2023 FSC-klagomål.docx
@@ -168,38 +168,7 @@
     </w:p>
     <w:p>
       <w:r>
-        <w:t>Detta dokument behandlar höga naturvärden i avverkningsanmälan A 12296-2023 i Eskilstuna kommun som inkom 2023-03-13 och omfattar 16,7 ha.</w:t>
-      </w:r>
-    </w:p>
-    <w:p>
-      <w:r>
-        <w:t>Nedan presenteras fynd av naturvårdsarter och fridlysta arter som gjorts i det avverkningsanmälda området, samt relevanta utdrag ur standarderna för FSC, Chain of Custody, Controlled Wood och PEFC. I BILAGA 1 finns artfakta om fridlysta arter.</w:t>
-      </w:r>
-    </w:p>
-    <w:p>
-      <w:r>
-        <w:t>Vi förväntar oss att ni återkommer med ett skriftligt svar på vårt klagomål och även beskriver vilka korrigerande åtgärder ni satt in för att rätta till identifierade brister i er efterlevnad av den svenska FSC standarden.</w:t>
-      </w:r>
-    </w:p>
-    <w:p>
-      <w:pPr>
-        <w:pStyle w:val="Heading1"/>
-      </w:pPr>
-      <w:r>
-        <w:t>Naturvårdsarter</w:t>
-      </w:r>
-    </w:p>
-    <w:p>
-      <w:r>
-        <w:t>Inom 3 meter från avverkningsanmälan har följande 4 naturvårdsarter hittats: pärluggla (EN, T, §4), mindre hackspett (NT, T, §4), havsörn (§4) och kungsfågel (§4). Av dessa är 2 rödlistade. För rödlistade arter har rödlistekategorin angivits inom parentes. Typiska arter inom Natura 2000 som är kopplade till skogsekosystem har markerats med (T). För fridlysta arter anges även paragrafen i Artskyddsförordningen som arten är fridlyst enligt.</w:t>
-      </w:r>
-    </w:p>
-    <w:p>
-      <w:r>
-        <w:t>De påträffade naturvårdsarterna är ett tydligt kvitto på att det rör sig om en skog med höga naturvärden.</w:t>
-      </w:r>
-      <w:r>
-        <w:t xml:space="preserve"> I Figur 1 visas fyndplatser för naturvårdsarter i området, som finns registrerade på Artportalen.</w:t>
+        <w:t>Detta klagomål behandlar höga naturvärden i avverkningsanmälan A 12296-2023 i Eskilstuna kommun som inkom 2023-03-13 och omfattar 16,7 ha.</w:t>
       </w:r>
     </w:p>
     <w:p>
@@ -247,34 +216,35 @@
         <w:spacing w:after="240"/>
       </w:pPr>
       <w:r>
-        <w:t>Figur 1. Fyndplatser för naturvårdsarter inom 3 meter från avverkningsanmälan (röd linje). Markörer utan svart kant är placerade på fyndplatsen. Markörer med svart kant är placerade vid sidan av fyndplatsen och har ett svart streck som visar fyndplatsens exakta position. Kartans mittpunktskoordinat är N 6568075, E 580294 i SWEREF 99 TM.</w:t>
+        <w:t>Figur 1. Fyndplatser för naturvårdsarter inom 3 meter från avverkningsanmälan. Markörer utan svart kant är placerade på fyndplatsen. Markörer med svart kant är placerade vid sidan av fyndplatsen har ett svart streck som visar fyndplatsens exakta position. Kartans mittpunktskoordinat är N 6568075, E 580294 i SWEREF 99 TM.</w:t>
+      </w:r>
+    </w:p>
+    <w:p>
+      <w:r>
+        <w:t>Inom 3 meter från avverkningsanmälan finns fynd av 4 naturvårdsarter, varav 2 är rödlistade, 4 är fridlysta och 2 är typiska (T): pärluggla (EN, T, §4), mindre hackspett (NT, T, §4), havsörn (§4) och kungsfågel (§4). Se Figur 1.</w:t>
+      </w:r>
+    </w:p>
+    <w:p>
+      <w:r>
+        <w:t>Nedan presenteras relevanta utdrag ur standarderna för FSC, Chain of Custody, Controlled Wood och PEFC.</w:t>
+      </w:r>
+    </w:p>
+    <w:p>
+      <w:r>
+        <w:t>Vi förväntar oss att ni återkommer med ett skriftligt svar på vårt klagomål och även beskriver vilka korrigerande åtgärder ni satt in för att rätta till identifierade brister i er efterlevnad av den svenska FSC standarden.</w:t>
       </w:r>
     </w:p>
     <w:p>
       <w:pPr>
-        <w:pStyle w:val="Heading2"/>
+        <w:pStyle w:val="Heading1"/>
       </w:pPr>
       <w:r>
-        <w:t>Fridlysta arter</w:t>
+        <w:t>Naturvårdsarter och fridlysta arter</w:t>
       </w:r>
     </w:p>
     <w:p>
       <w:r>
-        <w:t>Följande fridlysta arter har sina livsmiljöer och växtplatser i den avverkningsanmälda skogen: pärluggla (EN, T, §4), mindre hackspett (NT, T, §4), havsörn (§4) och kungsfågel (§4).</w:t>
-      </w:r>
-    </w:p>
-    <w:p>
-      <w:r>
-        <w:t xml:space="preserve">Observera att medlemsländerna är skyldiga att agera i enlighet med EU:s fågeldirektiv där det uttryckligen står att direktivet gäller för fåglar samt för deras ägg, bon och </w:t>
-      </w:r>
-      <w:r>
-        <w:rPr>
-          <w:b/>
-        </w:rPr>
-        <w:t xml:space="preserve">livsmiljöer </w:t>
-      </w:r>
-      <w:r>
-        <w:t>(artikel 1). Vidare att de åtgärder som vidtas inte får leda till en försämring av den nuvarande situationen beträffande bevarandet av de fågelarter som avses i artikel 1 (artikel 13). Fågeldirektivet är styrande för tillsynsansvariga myndigheters ärendehantering, ställningstaganden och beslutsfattande.</w:t>
+        <w:t>Nedan följer beskrivningar av de naturvårdsarter och fridlysta arter som har sina livsmiljöer och växtplatser i den avverkningsanmälda skogen. Se även ytterligare artfakta i BILAGA 1. De påträffade naturvårdsarterna är ett tydligt kvitto på att det rör sig om en skog med höga naturvärden.</w:t>
       </w:r>
     </w:p>
     <w:p>
@@ -282,10 +252,19 @@
         <w:rPr>
           <w:b/>
         </w:rPr>
-        <w:t>Havsörn (§4)</w:t>
+        <w:t>Pärluggla (EN, §4)</w:t>
       </w:r>
       <w:r>
-        <w:t xml:space="preserve"> omfattas av bilaga 1 EU:s fågeldirektiv. Skyddandet av befintliga bon måste upprätthållas och i samband med skogsavverkning bör en skyddszon på minst 100 meters radie runt boplatsen lämnas intakt. Under häckningsperioden (1 januari till 15 augusti) är havsörnen störningskänslig och inga skogsbruksåtgärder eller annan störande verksamhet får förekomma närmare än 500 m från boet under den tiden. För att åstadkomma en succession av lämpliga boträd för kommande generationer av havsörnar behöver ett betydligt större antal s.k. evighetsträd sparas vid avverkningar redan idag (SLU Artdatabanken, 2026; Skogsstyrelsen, 2016).</w:t>
+        <w:t xml:space="preserve"> är en starkt hotad art som omfattas av bilaga 1 EU:s fågeldirektiv. Beståndet har gradvis minskat sedan början av 1980-talet och efter 2010 tyder data från Svensk Fågeltaxering på att beståndet i det närmaste helt kraschat. Minskningstakten har uppgått till 60 (40–80) % under de senaste 15 åren. Pärlugglan är beroende av äldre, varierad skog med goda jaktmöjligheter och god tillgång på lämpliga trädhål som boplatser. Hemområdet är i storleksordningen 200–500 hektar, men storleken varierar kraftigt beroende på hur mycket föda det finns. Undvik skogsbruksåtgärder som kan skada hänsynskrävande miljöer, som till exempel strand- och sumpskogar med naturskogskaraktär, äldre skog på uddar och öar, raviner, klyftor och blockmarker samt berg- och rasbranter, äldre hällmarksskog, äldre sandtallskogar, naturskogsrester, eller äldre trädbestånd med mycket hänglavar eller död ved. Pärluggla är typisk art för </w:t>
+      </w:r>
+      <w:r>
+        <w:rPr>
+          <w:i/>
+        </w:rPr>
+        <w:t>9010 Västlig taiga</w:t>
+      </w:r>
+      <w:r>
+        <w:t xml:space="preserve"> (SLU Artdatabanken, 2026; Skogsstyrelsen, 2016).</w:t>
       </w:r>
     </w:p>
     <w:p>
@@ -313,24 +292,10 @@
         <w:rPr>
           <w:b/>
         </w:rPr>
-        <w:t>Pärluggla (EN, §4)</w:t>
+        <w:t>Havsörn (§4)</w:t>
       </w:r>
       <w:r>
-        <w:t xml:space="preserve"> är en starkt hotad art som omfattas av bilaga 1 EU:s fågeldirektiv. Beståndet har gradvis minskat sedan början av 1980-talet och efter 2010 tyder data från Svensk Fågeltaxering på att beståndet i det närmaste helt kraschat. Minskningstakten har uppgått till 60 (40–80) % under de senaste 15 åren. Pärlugglan är beroende av äldre, varierad skog med goda jaktmöjligheter och god tillgång på lämpliga trädhål som boplatser. Hemområdet är i storleksordningen 200–500 hektar, men storleken varierar kraftigt beroende på hur mycket föda det finns. Undvik skogsbruksåtgärder som kan skada hänsynskrävande miljöer, som till exempel strand- och sumpskogar med naturskogskaraktär, äldre skog på uddar och öar, raviner, klyftor och blockmarker samt berg- och rasbranter, äldre hällmarksskog, äldre sandtallskogar, naturskogsrester, eller äldre trädbestånd med mycket hänglavar eller död ved. Pärluggla är typisk art för </w:t>
-      </w:r>
-      <w:r>
-        <w:rPr>
-          <w:i/>
-        </w:rPr>
-        <w:t>9010 Västlig taiga</w:t>
-      </w:r>
-      <w:r>
-        <w:t xml:space="preserve"> (SLU Artdatabanken, 2026; Skogsstyrelsen, 2016).</w:t>
-      </w:r>
-    </w:p>
-    <w:p>
-      <w:r>
-        <w:t>I BILAGA 1 finns mer detaljerad information om ekologi samt krav på livsmiljö hos fridlysta arter.</w:t>
+        <w:t xml:space="preserve"> omfattas av bilaga 1 EU:s fågeldirektiv. Skyddandet av befintliga bon måste upprätthållas och i samband med skogsavverkning bör en skyddszon på minst 100 meters radie runt boplatsen lämnas intakt. Under häckningsperioden (1 januari till 15 augusti) är havsörnen störningskänslig och inga skogsbruksåtgärder eller annan störande verksamhet får förekomma närmare än 500 m från boet under den tiden. För att åstadkomma en succession av lämpliga boträd för kommande generationer av havsörnar behöver ett betydligt större antal s.k. evighetsträd sparas vid avverkningar redan idag (SLU Artdatabanken, 2026; Skogsstyrelsen, 2016).</w:t>
       </w:r>
     </w:p>
     <w:p>
@@ -644,27 +609,31 @@
         <w:pStyle w:val="Heading1"/>
       </w:pPr>
       <w:r>
-        <w:t>Havsörn – ekologi samt krav på livsmiljön</w:t>
+        <w:t>Pärluggla – ekologi samt krav på livsmiljön</w:t>
       </w:r>
     </w:p>
     <w:p>
       <w:r>
-        <w:t>Havsörn är fridlyst enligt 4§ artskyddsförordningen och upptagen i bilaga 1 EU:s fågeldirektiv. Havsörnen häckar i anslutning till skärgårdar, kuster, sjöar och vattendrag, ofta på öar men ibland även ganska långt från vatten. I svenska kustområden varierar medelavståndet mellan etablerade par från ca 13 km till under 5 km, mest beroende på bytestillgänglighet; minsta avstånd mellan samtidigt bebodda bon i vårt land är ca 1,5 km. Ofta har ett havsörnspar flera olika bon som kan användas omväxlande (SLU Artdatabanken, 2026; Skogsstyrelsen, 2016).</w:t>
+        <w:t xml:space="preserve">Pärluggla (EN, §4) är en starkt hotad art som är typisk art för </w:t>
+      </w:r>
+      <w:r>
+        <w:rPr>
+          <w:i/>
+        </w:rPr>
+        <w:t>9010 Västlig taiga</w:t>
+      </w:r>
+      <w:r>
+        <w:t xml:space="preserve"> och omfattas av bilaga 1 EU:s fågeldirektiv. Beståndet har gradvis minskat sedan början av 1980-talet och efter 2010 tyder data från Svensk Fågeltaxering på att beståndet i det närmaste helt kraschat. Minskningstakten har uppgått till 60 (40–80) % under de senaste 15 åren och överstiger gränsvärdet för starkt hotad (EN) (SLU Artdatabanken, 2026).</w:t>
       </w:r>
     </w:p>
     <w:p>
       <w:r>
-        <w:t>Boet byggs nästan uteslutande i träd, oftast tallar. Häckar sällsynt även på klipphyllor eller direkt på marken. Boet placeras oftast i trädets övre del och kan bli mycket stort, vilket ställer stora krav på boträdet. Trädet måste ha en stark, bärande krona med lämpliga grova grenar, vilket utvecklas först när trädet har uppnått en hög ålder. Genomsnittsåldern hos botallar vid svenska Ostkusten under 1970- och 80-talet var 160 år (från 100 till 350 år) men har sannolikt redan nu sjunkit betydligt genom en brist på gamla träd. Frekvensen nybyggda bon i för svaga träd där boet rasat under häckningen har ökat markant under senare år i Syd- och Mellansverige. I Lappland var boträden i snitt 350 år (200 – ca 600 år). Mot bakgrund av de lägsta uppmätta åldrarna hos dessa fungerande boträd utgör den sjunkande omloppstiden vid slutavverkningar i Sverige ett hot – det kommer inte att räcka med att spara överståndare vid slutavverkningar av kanske högst 70-åriga bestånd i framtiden (SLU Artdatabanken, 2026; Skogsstyrelsen, 2016).</w:t>
+        <w:t>Pärlugglan är beroende av äldre, varierad skog med goda jaktmöjligheter och god tillgång på lämpliga trädhål som boplatser. Den förekommer med störst täthet i äldre granskog, med inslag av gamla lövträd och luckor och öppningar i form av mindre hyggen, jordbruksmark och liknande. Den häckar även frekvent i barr- och lövblandskogar av tall, björk och asp, där förutsättningarna att finna boplatser är störst. I sydligaste Sverige häckar den ofta i gamla bokbackar, men den är mycket sällsynt i ren bokskog. Hemområdet är i storleksordningen 200–500 hektar, men storleken varierar kraftigt beroende på hur mycket föda det finns. Under dåliga gnagarår kan pärlugglan jaga upp till 4 km från boet medan den under bra år ofta håller sig inom 1 km (SLU Artdatabanken, 2026).</w:t>
       </w:r>
     </w:p>
     <w:p>
       <w:r>
-        <w:t>Skyddandet av befintliga bon måste upprätthållas och i samband med skogsavverkning ska befintliga boträd sparas med en lämpligt avgränsad skyddszon runtom. Vid slutavverkning bör en skyddszon på 100 meters radie runt boplatsen lämnas intakt. Under häckningsperioden (1 januari till 15 augusti) är havsörnen störningskänslig och inga skogsbruksåtgärder eller annan störande verksamhet får förekomma närmare än 500 m från boet under den tiden. (SLU Artdatabanken, 2026; Skogsstyrelsen, 2016).</w:t>
-      </w:r>
-    </w:p>
-    <w:p>
-      <w:r>
-        <w:t>För att garantera möjligheter till häckning även i framtiden bör ett nätverk av häckningsområden skyddas inom artens hela naturliga utbredningsområde i landet. Havsörnen är upptagen bland de arter som enligt fågeldirektivet/habitatdirektivet har ett sådant gemenskapsintresse inom EU att särskilda skydds- eller bevarandeområden behöver utses (Miljöbalken, Bilagan till Artskyddsförordningen 1998:179, reviderad 2001). Arten är beroende av grova träd för placering av sina stora risbon och detta kan bli en begränsande faktor kommande 30 år (tre generationer). För att åstadkomma en succession av lämpliga boträd för kommande generationer av havsörnar behöver ett betydligt större antal s.k. evighetsträd sparas vid avverkningar redan idag. (SLU Artdatabanken, 2026).</w:t>
+        <w:t>Undvik skogsbruksåtgärder som kan skada hänsynskrävande miljöer, som till exempel strand- och sumpskogar med naturskogskaraktär, äldre skog på uddar och öar, raviner, klyftor och blockmarker samt berg- och rasbranter, äldre hällmarksskog, äldre sandtallskogar, naturskogsrester, eller äldre trädbestånd med mycket hänglavar eller död ved (Skogsstyrelsen, 2016).</w:t>
       </w:r>
     </w:p>
     <w:p>
@@ -672,21 +641,7 @@
         <w:pStyle w:val="Heading2"/>
       </w:pPr>
       <w:r>
-        <w:t>Referenser – havsörn</w:t>
-      </w:r>
-    </w:p>
-    <w:p>
-      <w:r>
-        <w:t xml:space="preserve">Skogsstyrelsen, 2016. </w:t>
-      </w:r>
-      <w:r>
-        <w:rPr>
-          <w:i/>
-        </w:rPr>
-        <w:t xml:space="preserve">Vägledning för hänsyn till havsörn. </w:t>
-      </w:r>
-      <w:r>
-        <w:t>Vägledningar och kunskapsstöd artskydd – Skogsstyrelsen</w:t>
+        <w:t>Referenser – pärluggla</w:t>
       </w:r>
     </w:p>
     <w:p>
@@ -700,7 +655,18 @@
         <w:t xml:space="preserve">Artfaktablad. Naturvård – artfakta. </w:t>
       </w:r>
       <w:r>
-        <w:t>SLU Artdatabanken, Uppsala</w:t>
+        <w:t>SLU Artdatabanken, Uppsala.</w:t>
+      </w:r>
+    </w:p>
+    <w:p>
+      <w:r>
+        <w:t xml:space="preserve">Skogsstyrelsen, 2016. </w:t>
+      </w:r>
+      <w:r>
+        <w:rPr>
+          <w:i/>
+        </w:rPr>
+        <w:t>Vägledning för hänsyn till pärluggla.</w:t>
       </w:r>
     </w:p>
     <w:p>
@@ -781,31 +747,27 @@
         <w:pStyle w:val="Heading1"/>
       </w:pPr>
       <w:r>
-        <w:t>Pärluggla – ekologi samt krav på livsmiljön</w:t>
+        <w:t>Havsörn – ekologi samt krav på livsmiljön</w:t>
       </w:r>
     </w:p>
     <w:p>
       <w:r>
-        <w:t xml:space="preserve">Pärluggla (EN, §4) är en starkt hotad art som är typisk art för </w:t>
-      </w:r>
-      <w:r>
-        <w:rPr>
-          <w:i/>
-        </w:rPr>
-        <w:t>9010 Västlig taiga</w:t>
-      </w:r>
-      <w:r>
-        <w:t xml:space="preserve"> och omfattas av bilaga 1 EU:s fågeldirektiv. Beståndet har gradvis minskat sedan början av 1980-talet och efter 2010 tyder data från Svensk Fågeltaxering på att beståndet i det närmaste helt kraschat. Minskningstakten har uppgått till 60 (40–80) % under de senaste 15 åren och överstiger gränsvärdet för starkt hotad (EN) (SLU Artdatabanken, 2026).</w:t>
+        <w:t>Havsörn är fridlyst enligt 4§ artskyddsförordningen och upptagen i bilaga 1 EU:s fågeldirektiv. Havsörnen häckar i anslutning till skärgårdar, kuster, sjöar och vattendrag, ofta på öar men ibland även ganska långt från vatten. I svenska kustområden varierar medelavståndet mellan etablerade par från ca 13 km till under 5 km, mest beroende på bytestillgänglighet; minsta avstånd mellan samtidigt bebodda bon i vårt land är ca 1,5 km. Ofta har ett havsörnspar flera olika bon som kan användas omväxlande (SLU Artdatabanken, 2026; Skogsstyrelsen, 2016).</w:t>
       </w:r>
     </w:p>
     <w:p>
       <w:r>
-        <w:t>Pärlugglan är beroende av äldre, varierad skog med goda jaktmöjligheter och god tillgång på lämpliga trädhål som boplatser. Den förekommer med störst täthet i äldre granskog, med inslag av gamla lövträd och luckor och öppningar i form av mindre hyggen, jordbruksmark och liknande. Den häckar även frekvent i barr- och lövblandskogar av tall, björk och asp, där förutsättningarna att finna boplatser är störst. I sydligaste Sverige häckar den ofta i gamla bokbackar, men den är mycket sällsynt i ren bokskog. Hemområdet är i storleksordningen 200–500 hektar, men storleken varierar kraftigt beroende på hur mycket föda det finns. Under dåliga gnagarår kan pärlugglan jaga upp till 4 km från boet medan den under bra år ofta håller sig inom 1 km (SLU Artdatabanken, 2026).</w:t>
+        <w:t>Boet byggs nästan uteslutande i träd, oftast tallar. Häckar sällsynt även på klipphyllor eller direkt på marken. Boet placeras oftast i trädets övre del och kan bli mycket stort, vilket ställer stora krav på boträdet. Trädet måste ha en stark, bärande krona med lämpliga grova grenar, vilket utvecklas först när trädet har uppnått en hög ålder. Genomsnittsåldern hos botallar vid svenska Ostkusten under 1970- och 80-talet var 160 år (från 100 till 350 år) men har sannolikt redan nu sjunkit betydligt genom en brist på gamla träd. Frekvensen nybyggda bon i för svaga träd där boet rasat under häckningen har ökat markant under senare år i Syd- och Mellansverige. I Lappland var boträden i snitt 350 år (200 – ca 600 år). Mot bakgrund av de lägsta uppmätta åldrarna hos dessa fungerande boträd utgör den sjunkande omloppstiden vid slutavverkningar i Sverige ett hot – det kommer inte att räcka med att spara överståndare vid slutavverkningar av kanske högst 70-åriga bestånd i framtiden (SLU Artdatabanken, 2026; Skogsstyrelsen, 2016).</w:t>
       </w:r>
     </w:p>
     <w:p>
       <w:r>
-        <w:t>Undvik skogsbruksåtgärder som kan skada hänsynskrävande miljöer, som till exempel strand- och sumpskogar med naturskogskaraktär, äldre skog på uddar och öar, raviner, klyftor och blockmarker samt berg- och rasbranter, äldre hällmarksskog, äldre sandtallskogar, naturskogsrester, eller äldre trädbestånd med mycket hänglavar eller död ved (Skogsstyrelsen, 2016).</w:t>
+        <w:t>Skyddandet av befintliga bon måste upprätthållas och i samband med skogsavverkning ska befintliga boträd sparas med en lämpligt avgränsad skyddszon runtom. Vid slutavverkning bör en skyddszon på 100 meters radie runt boplatsen lämnas intakt. Under häckningsperioden (1 januari till 15 augusti) är havsörnen störningskänslig och inga skogsbruksåtgärder eller annan störande verksamhet får förekomma närmare än 500 m från boet under den tiden. (SLU Artdatabanken, 2026; Skogsstyrelsen, 2016).</w:t>
+      </w:r>
+    </w:p>
+    <w:p>
+      <w:r>
+        <w:t>För att garantera möjligheter till häckning även i framtiden bör ett nätverk av häckningsområden skyddas inom artens hela naturliga utbredningsområde i landet. Havsörnen är upptagen bland de arter som enligt fågeldirektivet/habitatdirektivet har ett sådant gemenskapsintresse inom EU att särskilda skydds- eller bevarandeområden behöver utses (Miljöbalken, Bilagan till Artskyddsförordningen 1998:179, reviderad 2001). Arten är beroende av grova träd för placering av sina stora risbon och detta kan bli en begränsande faktor kommande 30 år (tre generationer). För att åstadkomma en succession av lämpliga boträd för kommande generationer av havsörnar behöver ett betydligt större antal s.k. evighetsträd sparas vid avverkningar redan idag. (SLU Artdatabanken, 2026).</w:t>
       </w:r>
     </w:p>
     <w:p>
@@ -813,7 +775,21 @@
         <w:pStyle w:val="Heading2"/>
       </w:pPr>
       <w:r>
-        <w:t>Referenser – pärluggla</w:t>
+        <w:t>Referenser – havsörn</w:t>
+      </w:r>
+    </w:p>
+    <w:p>
+      <w:r>
+        <w:t xml:space="preserve">Skogsstyrelsen, 2016. </w:t>
+      </w:r>
+      <w:r>
+        <w:rPr>
+          <w:i/>
+        </w:rPr>
+        <w:t xml:space="preserve">Vägledning för hänsyn till havsörn. </w:t>
+      </w:r>
+      <w:r>
+        <w:t>Vägledningar och kunskapsstöd artskydd – Skogsstyrelsen</w:t>
       </w:r>
     </w:p>
     <w:p>
@@ -827,18 +803,7 @@
         <w:t xml:space="preserve">Artfaktablad. Naturvård – artfakta. </w:t>
       </w:r>
       <w:r>
-        <w:t>SLU Artdatabanken, Uppsala.</w:t>
-      </w:r>
-    </w:p>
-    <w:p>
-      <w:r>
-        <w:t xml:space="preserve">Skogsstyrelsen, 2016. </w:t>
-      </w:r>
-      <w:r>
-        <w:rPr>
-          <w:i/>
-        </w:rPr>
-        <w:t>Vägledning för hänsyn till pärluggla.</w:t>
+        <w:t>SLU Artdatabanken, Uppsala</w:t>
       </w:r>
     </w:p>
     <w:sectPr>
@@ -969,7 +934,7 @@
     <w:r>
       <w:tab/>
       <w:tab/>
-      <w:t>2026-06-20</w:t>
+      <w:t>2026-06-21</w:t>
       <w:br/>
       <w:br/>
     </w:r>

--- a/klagomål/A 12296-2023 FSC-klagomål.docx
+++ b/klagomål/A 12296-2023 FSC-klagomål.docx
@@ -934,7 +934,7 @@
     <w:r>
       <w:tab/>
       <w:tab/>
-      <w:t>2026-06-21</w:t>
+      <w:t>2026-06-22</w:t>
       <w:br/>
       <w:br/>
     </w:r>

--- a/klagomål/A 12296-2023 FSC-klagomål.docx
+++ b/klagomål/A 12296-2023 FSC-klagomål.docx
@@ -934,7 +934,7 @@
     <w:r>
       <w:tab/>
       <w:tab/>
-      <w:t>2026-06-22</w:t>
+      <w:t>2026-06-23</w:t>
       <w:br/>
       <w:br/>
     </w:r>

--- a/klagomål/A 12296-2023 FSC-klagomål.docx
+++ b/klagomål/A 12296-2023 FSC-klagomål.docx
@@ -934,7 +934,7 @@
     <w:r>
       <w:tab/>
       <w:tab/>
-      <w:t>2026-06-23</w:t>
+      <w:t>2026-06-24</w:t>
       <w:br/>
       <w:br/>
     </w:r>

--- a/klagomål/A 12296-2023 FSC-klagomål.docx
+++ b/klagomål/A 12296-2023 FSC-klagomål.docx
@@ -934,7 +934,7 @@
     <w:r>
       <w:tab/>
       <w:tab/>
-      <w:t>2026-06-24</w:t>
+      <w:t>2026-06-25</w:t>
       <w:br/>
       <w:br/>
     </w:r>

--- a/klagomål/A 12296-2023 FSC-klagomål.docx
+++ b/klagomål/A 12296-2023 FSC-klagomål.docx
@@ -934,7 +934,7 @@
     <w:r>
       <w:tab/>
       <w:tab/>
-      <w:t>2026-06-25</w:t>
+      <w:t>2026-06-26</w:t>
       <w:br/>
       <w:br/>
     </w:r>

--- a/klagomål/A 12296-2023 FSC-klagomål.docx
+++ b/klagomål/A 12296-2023 FSC-klagomål.docx
@@ -934,7 +934,7 @@
     <w:r>
       <w:tab/>
       <w:tab/>
-      <w:t>2026-06-26</w:t>
+      <w:t>2026-06-27</w:t>
       <w:br/>
       <w:br/>
     </w:r>

--- a/klagomål/A 12296-2023 FSC-klagomål.docx
+++ b/klagomål/A 12296-2023 FSC-klagomål.docx
@@ -934,7 +934,7 @@
     <w:r>
       <w:tab/>
       <w:tab/>
-      <w:t>2026-06-27</w:t>
+      <w:t>2026-06-28</w:t>
       <w:br/>
       <w:br/>
     </w:r>

--- a/klagomål/A 12296-2023 FSC-klagomål.docx
+++ b/klagomål/A 12296-2023 FSC-klagomål.docx
@@ -934,7 +934,7 @@
     <w:r>
       <w:tab/>
       <w:tab/>
-      <w:t>2026-06-28</w:t>
+      <w:t>2026-06-29</w:t>
       <w:br/>
       <w:br/>
     </w:r>

--- a/klagomål/A 12296-2023 FSC-klagomål.docx
+++ b/klagomål/A 12296-2023 FSC-klagomål.docx
@@ -934,7 +934,7 @@
     <w:r>
       <w:tab/>
       <w:tab/>
-      <w:t>2026-06-29</w:t>
+      <w:t>2026-06-30</w:t>
       <w:br/>
       <w:br/>
     </w:r>

--- a/klagomål/A 12296-2023 FSC-klagomål.docx
+++ b/klagomål/A 12296-2023 FSC-klagomål.docx
@@ -934,7 +934,7 @@
     <w:r>
       <w:tab/>
       <w:tab/>
-      <w:t>2026-06-30</w:t>
+      <w:t>2026-07-01</w:t>
       <w:br/>
       <w:br/>
     </w:r>

--- a/klagomål/A 12296-2023 FSC-klagomål.docx
+++ b/klagomål/A 12296-2023 FSC-klagomål.docx
@@ -934,7 +934,7 @@
     <w:r>
       <w:tab/>
       <w:tab/>
-      <w:t>2026-07-01</w:t>
+      <w:t>2026-07-02</w:t>
       <w:br/>
       <w:br/>
     </w:r>

--- a/klagomål/A 12296-2023 FSC-klagomål.docx
+++ b/klagomål/A 12296-2023 FSC-klagomål.docx
@@ -934,7 +934,7 @@
     <w:r>
       <w:tab/>
       <w:tab/>
-      <w:t>2026-07-13</w:t>
+      <w:t>2026-07-14</w:t>
       <w:br/>
       <w:br/>
     </w:r>

--- a/klagomål/A 12296-2023 FSC-klagomål.docx
+++ b/klagomål/A 12296-2023 FSC-klagomål.docx
@@ -934,7 +934,7 @@
     <w:r>
       <w:tab/>
       <w:tab/>
-      <w:t>2026-07-14</w:t>
+      <w:t>2026-07-15</w:t>
       <w:br/>
       <w:br/>
     </w:r>

--- a/klagomål/A 12296-2023 FSC-klagomål.docx
+++ b/klagomål/A 12296-2023 FSC-klagomål.docx
@@ -934,7 +934,7 @@
     <w:r>
       <w:tab/>
       <w:tab/>
-      <w:t>2026-07-15</w:t>
+      <w:t>2026-07-16</w:t>
       <w:br/>
       <w:br/>
     </w:r>

--- a/klagomål/A 12296-2023 FSC-klagomål.docx
+++ b/klagomål/A 12296-2023 FSC-klagomål.docx
@@ -934,7 +934,7 @@
     <w:r>
       <w:tab/>
       <w:tab/>
-      <w:t>2026-07-16</w:t>
+      <w:t>2026-07-17</w:t>
       <w:br/>
       <w:br/>
     </w:r>

--- a/klagomål/A 12296-2023 FSC-klagomål.docx
+++ b/klagomål/A 12296-2023 FSC-klagomål.docx
@@ -934,7 +934,7 @@
     <w:r>
       <w:tab/>
       <w:tab/>
-      <w:t>2026-07-17</w:t>
+      <w:t>2026-07-18</w:t>
       <w:br/>
       <w:br/>
     </w:r>

--- a/klagomål/A 12296-2023 FSC-klagomål.docx
+++ b/klagomål/A 12296-2023 FSC-klagomål.docx
@@ -934,7 +934,7 @@
     <w:r>
       <w:tab/>
       <w:tab/>
-      <w:t>2026-07-18</w:t>
+      <w:t>2026-07-19</w:t>
       <w:br/>
       <w:br/>
     </w:r>

--- a/klagomål/A 12296-2023 FSC-klagomål.docx
+++ b/klagomål/A 12296-2023 FSC-klagomål.docx
@@ -934,7 +934,7 @@
     <w:r>
       <w:tab/>
       <w:tab/>
-      <w:t>2026-07-19</w:t>
+      <w:t>2026-07-20</w:t>
       <w:br/>
       <w:br/>
     </w:r>

--- a/klagomål/A 12296-2023 FSC-klagomål.docx
+++ b/klagomål/A 12296-2023 FSC-klagomål.docx
@@ -934,7 +934,7 @@
     <w:r>
       <w:tab/>
       <w:tab/>
-      <w:t>2026-07-20</w:t>
+      <w:t>2026-07-21</w:t>
       <w:br/>
       <w:br/>
     </w:r>

--- a/klagomål/A 12296-2023 FSC-klagomål.docx
+++ b/klagomål/A 12296-2023 FSC-klagomål.docx
@@ -934,7 +934,7 @@
     <w:r>
       <w:tab/>
       <w:tab/>
-      <w:t>2026-07-21</w:t>
+      <w:t>2026-07-22</w:t>
       <w:br/>
       <w:br/>
     </w:r>

--- a/klagomål/A 12296-2023 FSC-klagomål.docx
+++ b/klagomål/A 12296-2023 FSC-klagomål.docx
@@ -934,7 +934,7 @@
     <w:r>
       <w:tab/>
       <w:tab/>
-      <w:t>2026-07-22</w:t>
+      <w:t>2026-07-23</w:t>
       <w:br/>
       <w:br/>
     </w:r>

--- a/klagomål/A 12296-2023 FSC-klagomål.docx
+++ b/klagomål/A 12296-2023 FSC-klagomål.docx
@@ -934,7 +934,7 @@
     <w:r>
       <w:tab/>
       <w:tab/>
-      <w:t>2026-07-23</w:t>
+      <w:t>2026-07-24</w:t>
       <w:br/>
       <w:br/>
     </w:r>

--- a/klagomål/A 12296-2023 FSC-klagomål.docx
+++ b/klagomål/A 12296-2023 FSC-klagomål.docx
@@ -934,7 +934,7 @@
     <w:r>
       <w:tab/>
       <w:tab/>
-      <w:t>2026-07-24</w:t>
+      <w:t>2026-07-25</w:t>
       <w:br/>
       <w:br/>
     </w:r>

--- a/klagomål/A 12296-2023 FSC-klagomål.docx
+++ b/klagomål/A 12296-2023 FSC-klagomål.docx
@@ -934,7 +934,7 @@
     <w:r>
       <w:tab/>
       <w:tab/>
-      <w:t>2026-07-25</w:t>
+      <w:t>2026-07-26</w:t>
       <w:br/>
       <w:br/>
     </w:r>

--- a/klagomål/A 12296-2023 FSC-klagomål.docx
+++ b/klagomål/A 12296-2023 FSC-klagomål.docx
@@ -934,7 +934,7 @@
     <w:r>
       <w:tab/>
       <w:tab/>
-      <w:t>2026-07-26</w:t>
+      <w:t>2026-07-27</w:t>
       <w:br/>
       <w:br/>
     </w:r>

--- a/klagomål/A 12296-2023 FSC-klagomål.docx
+++ b/klagomål/A 12296-2023 FSC-klagomål.docx
@@ -934,7 +934,7 @@
     <w:r>
       <w:tab/>
       <w:tab/>
-      <w:t>2026-07-27</w:t>
+      <w:t>2026-07-28</w:t>
       <w:br/>
       <w:br/>
     </w:r>

--- a/klagomål/A 12296-2023 FSC-klagomål.docx
+++ b/klagomål/A 12296-2023 FSC-klagomål.docx
@@ -934,7 +934,7 @@
     <w:r>
       <w:tab/>
       <w:tab/>
-      <w:t>2026-07-28</w:t>
+      <w:t>2026-07-29</w:t>
       <w:br/>
       <w:br/>
     </w:r>

--- a/klagomål/A 12296-2023 FSC-klagomål.docx
+++ b/klagomål/A 12296-2023 FSC-klagomål.docx
@@ -934,7 +934,7 @@
     <w:r>
       <w:tab/>
       <w:tab/>
-      <w:t>2026-07-29</w:t>
+      <w:t>2026-07-30</w:t>
       <w:br/>
       <w:br/>
     </w:r>

--- a/klagomål/A 12296-2023 FSC-klagomål.docx
+++ b/klagomål/A 12296-2023 FSC-klagomål.docx
@@ -934,7 +934,7 @@
     <w:r>
       <w:tab/>
       <w:tab/>
-      <w:t>2026-07-30</w:t>
+      <w:t>2026-07-31</w:t>
       <w:br/>
       <w:br/>
     </w:r>

--- a/klagomål/A 12296-2023 FSC-klagomål.docx
+++ b/klagomål/A 12296-2023 FSC-klagomål.docx
@@ -934,7 +934,7 @@
     <w:r>
       <w:tab/>
       <w:tab/>
-      <w:t>2026-07-31</w:t>
+      <w:t>2026-08-01</w:t>
       <w:br/>
       <w:br/>
     </w:r>

--- a/klagomål/A 12296-2023 FSC-klagomål.docx
+++ b/klagomål/A 12296-2023 FSC-klagomål.docx
@@ -934,7 +934,7 @@
     <w:r>
       <w:tab/>
       <w:tab/>
-      <w:t>2026-08-01</w:t>
+      <w:t>2026-08-02</w:t>
       <w:br/>
       <w:br/>
     </w:r>

--- a/klagomål/A 12296-2023 FSC-klagomål.docx
+++ b/klagomål/A 12296-2023 FSC-klagomål.docx
@@ -934,7 +934,7 @@
     <w:r>
       <w:tab/>
       <w:tab/>
-      <w:t>2026-08-02</w:t>
+      <w:t>2026-08-03</w:t>
       <w:br/>
       <w:br/>
     </w:r>

--- a/klagomål/A 12296-2023 FSC-klagomål.docx
+++ b/klagomål/A 12296-2023 FSC-klagomål.docx
@@ -934,7 +934,7 @@
     <w:r>
       <w:tab/>
       <w:tab/>
-      <w:t>2026-08-03</w:t>
+      <w:t>2026-08-04</w:t>
       <w:br/>
       <w:br/>
     </w:r>

--- a/klagomål/A 12296-2023 FSC-klagomål.docx
+++ b/klagomål/A 12296-2023 FSC-klagomål.docx
@@ -934,7 +934,7 @@
     <w:r>
       <w:tab/>
       <w:tab/>
-      <w:t>2026-08-04</w:t>
+      <w:t>2026-08-05</w:t>
       <w:br/>
       <w:br/>
     </w:r>

--- a/klagomål/A 12296-2023 FSC-klagomål.docx
+++ b/klagomål/A 12296-2023 FSC-klagomål.docx
@@ -934,7 +934,7 @@
     <w:r>
       <w:tab/>
       <w:tab/>
-      <w:t>2026-08-05</w:t>
+      <w:t>2026-08-07</w:t>
       <w:br/>
       <w:br/>
     </w:r>

--- a/klagomål/A 12296-2023 FSC-klagomål.docx
+++ b/klagomål/A 12296-2023 FSC-klagomål.docx
@@ -934,7 +934,7 @@
     <w:r>
       <w:tab/>
       <w:tab/>
-      <w:t>2026-08-07</w:t>
+      <w:t>2026-08-08</w:t>
       <w:br/>
       <w:br/>
     </w:r>

--- a/klagomål/A 12296-2023 FSC-klagomål.docx
+++ b/klagomål/A 12296-2023 FSC-klagomål.docx
@@ -216,7 +216,7 @@
         <w:spacing w:after="240"/>
       </w:pPr>
       <w:r>
-        <w:t>Figur 1. Fyndplatser för naturvårdsarter inom 3 meter från avverkningsanmälan. Markörer utan svart kant är placerade på fyndplatsen. Markörer med svart kant är placerade vid sidan av fyndplatsen har ett svart streck som visar fyndplatsens exakta position. Kartans mittpunktskoordinat är N 6568075, E 580294 i SWEREF 99 TM.</w:t>
+        <w:t>Figur 1. Fyndplatser för naturvårdsarter inom 3 meter från avverkningsanmälan. Markörer utan svart kant är placerade på fyndplatsen. Markörer med svart kant är placerade vid sidan av fyndplatsen och har ett svart streck som visar fyndplatsens exakta position. Kartans mittpunktskoordinat är N 6568075, E 580294 i SWEREF 99 TM.</w:t>
       </w:r>
     </w:p>
     <w:p>
@@ -934,7 +934,7 @@
     <w:r>
       <w:tab/>
       <w:tab/>
-      <w:t>2026-08-14</w:t>
+      <w:t>2026-08-15</w:t>
       <w:br/>
       <w:br/>
     </w:r>

--- a/klagomål/A 12296-2023 FSC-klagomål.docx
+++ b/klagomål/A 12296-2023 FSC-klagomål.docx
@@ -934,7 +934,7 @@
     <w:r>
       <w:tab/>
       <w:tab/>
-      <w:t>2026-08-15</w:t>
+      <w:t>2026-08-16</w:t>
       <w:br/>
       <w:br/>
     </w:r>

--- a/klagomål/A 12296-2023 FSC-klagomål.docx
+++ b/klagomål/A 12296-2023 FSC-klagomål.docx
@@ -934,7 +934,7 @@
     <w:r>
       <w:tab/>
       <w:tab/>
-      <w:t>2026-08-16</w:t>
+      <w:t>2026-08-17</w:t>
       <w:br/>
       <w:br/>
     </w:r>

--- a/klagomål/A 12296-2023 FSC-klagomål.docx
+++ b/klagomål/A 12296-2023 FSC-klagomål.docx
@@ -934,7 +934,7 @@
     <w:r>
       <w:tab/>
       <w:tab/>
-      <w:t>2026-08-17</w:t>
+      <w:t>2026-08-18</w:t>
       <w:br/>
       <w:br/>
     </w:r>

--- a/klagomål/A 12296-2023 FSC-klagomål.docx
+++ b/klagomål/A 12296-2023 FSC-klagomål.docx
@@ -934,7 +934,7 @@
     <w:r>
       <w:tab/>
       <w:tab/>
-      <w:t>2026-08-18</w:t>
+      <w:t>2026-08-19</w:t>
       <w:br/>
       <w:br/>
     </w:r>

--- a/klagomål/A 12296-2023 FSC-klagomål.docx
+++ b/klagomål/A 12296-2023 FSC-klagomål.docx
@@ -934,7 +934,7 @@
     <w:r>
       <w:tab/>
       <w:tab/>
-      <w:t>2026-08-19</w:t>
+      <w:t>2026-08-20</w:t>
       <w:br/>
       <w:br/>
     </w:r>

--- a/klagomål/A 12296-2023 FSC-klagomål.docx
+++ b/klagomål/A 12296-2023 FSC-klagomål.docx
@@ -934,7 +934,7 @@
     <w:r>
       <w:tab/>
       <w:tab/>
-      <w:t>2026-08-20</w:t>
+      <w:t>2026-08-21</w:t>
       <w:br/>
       <w:br/>
     </w:r>

--- a/klagomål/A 12296-2023 FSC-klagomål.docx
+++ b/klagomål/A 12296-2023 FSC-klagomål.docx
@@ -934,7 +934,7 @@
     <w:r>
       <w:tab/>
       <w:tab/>
-      <w:t>2026-08-21</w:t>
+      <w:t>2026-08-22</w:t>
       <w:br/>
       <w:br/>
     </w:r>

--- a/klagomål/A 12296-2023 FSC-klagomål.docx
+++ b/klagomål/A 12296-2023 FSC-klagomål.docx
@@ -934,7 +934,7 @@
     <w:r>
       <w:tab/>
       <w:tab/>
-      <w:t>2026-08-22</w:t>
+      <w:t>2026-08-23</w:t>
       <w:br/>
       <w:br/>
     </w:r>

--- a/klagomål/A 12296-2023 FSC-klagomål.docx
+++ b/klagomål/A 12296-2023 FSC-klagomål.docx
@@ -934,7 +934,7 @@
     <w:r>
       <w:tab/>
       <w:tab/>
-      <w:t>2026-08-23</w:t>
+      <w:t>2026-08-24</w:t>
       <w:br/>
       <w:br/>
     </w:r>

--- a/klagomål/A 12296-2023 FSC-klagomål.docx
+++ b/klagomål/A 12296-2023 FSC-klagomål.docx
@@ -934,7 +934,7 @@
     <w:r>
       <w:tab/>
       <w:tab/>
-      <w:t>2026-08-24</w:t>
+      <w:t>2026-08-25</w:t>
       <w:br/>
       <w:br/>
     </w:r>

--- a/klagomål/A 12296-2023 FSC-klagomål.docx
+++ b/klagomål/A 12296-2023 FSC-klagomål.docx
@@ -934,7 +934,7 @@
     <w:r>
       <w:tab/>
       <w:tab/>
-      <w:t>2026-08-25</w:t>
+      <w:t>2026-08-26</w:t>
       <w:br/>
       <w:br/>
     </w:r>

--- a/klagomål/A 12296-2023 FSC-klagomål.docx
+++ b/klagomål/A 12296-2023 FSC-klagomål.docx
@@ -934,7 +934,7 @@
     <w:r>
       <w:tab/>
       <w:tab/>
-      <w:t>2026-08-26</w:t>
+      <w:t>2026-08-27</w:t>
       <w:br/>
       <w:br/>
     </w:r>

--- a/klagomål/A 12296-2023 FSC-klagomål.docx
+++ b/klagomål/A 12296-2023 FSC-klagomål.docx
@@ -934,7 +934,7 @@
     <w:r>
       <w:tab/>
       <w:tab/>
-      <w:t>2026-08-27</w:t>
+      <w:t>2026-08-28</w:t>
       <w:br/>
       <w:br/>
     </w:r>

--- a/klagomål/A 12296-2023 FSC-klagomål.docx
+++ b/klagomål/A 12296-2023 FSC-klagomål.docx
@@ -934,7 +934,7 @@
     <w:r>
       <w:tab/>
       <w:tab/>
-      <w:t>2026-08-28</w:t>
+      <w:t>2026-08-29</w:t>
       <w:br/>
       <w:br/>
     </w:r>

--- a/klagomål/A 12296-2023 FSC-klagomål.docx
+++ b/klagomål/A 12296-2023 FSC-klagomål.docx
@@ -934,7 +934,7 @@
     <w:r>
       <w:tab/>
       <w:tab/>
-      <w:t>2026-08-29</w:t>
+      <w:t>2026-08-31</w:t>
       <w:br/>
       <w:br/>
     </w:r>

--- a/klagomål/A 12296-2023 FSC-klagomål.docx
+++ b/klagomål/A 12296-2023 FSC-klagomål.docx
@@ -934,7 +934,7 @@
     <w:r>
       <w:tab/>
       <w:tab/>
-      <w:t>2026-08-31</w:t>
+      <w:t>2026-09-01</w:t>
       <w:br/>
       <w:br/>
     </w:r>

--- a/klagomål/A 12296-2023 FSC-klagomål.docx
+++ b/klagomål/A 12296-2023 FSC-klagomål.docx
@@ -934,7 +934,7 @@
     <w:r>
       <w:tab/>
       <w:tab/>
-      <w:t>2026-09-01</w:t>
+      <w:t>2026-09-02</w:t>
       <w:br/>
       <w:br/>
     </w:r>

--- a/klagomål/A 12296-2023 FSC-klagomål.docx
+++ b/klagomål/A 12296-2023 FSC-klagomål.docx
@@ -934,7 +934,7 @@
     <w:r>
       <w:tab/>
       <w:tab/>
-      <w:t>2026-09-02</w:t>
+      <w:t>2026-09-03</w:t>
       <w:br/>
       <w:br/>
     </w:r>

--- a/klagomål/A 12296-2023 FSC-klagomål.docx
+++ b/klagomål/A 12296-2023 FSC-klagomål.docx
@@ -934,7 +934,7 @@
     <w:r>
       <w:tab/>
       <w:tab/>
-      <w:t>2026-09-03</w:t>
+      <w:t>2026-09-04</w:t>
       <w:br/>
       <w:br/>
     </w:r>

--- a/klagomål/A 12296-2023 FSC-klagomål.docx
+++ b/klagomål/A 12296-2023 FSC-klagomål.docx
@@ -934,7 +934,7 @@
     <w:r>
       <w:tab/>
       <w:tab/>
-      <w:t>2026-09-04</w:t>
+      <w:t>2026-09-05</w:t>
       <w:br/>
       <w:br/>
     </w:r>

--- a/klagomål/A 12296-2023 FSC-klagomål.docx
+++ b/klagomål/A 12296-2023 FSC-klagomål.docx
@@ -934,7 +934,7 @@
     <w:r>
       <w:tab/>
       <w:tab/>
-      <w:t>2026-09-05</w:t>
+      <w:t>2026-09-06</w:t>
       <w:br/>
       <w:br/>
     </w:r>

--- a/klagomål/A 12296-2023 FSC-klagomål.docx
+++ b/klagomål/A 12296-2023 FSC-klagomål.docx
@@ -934,7 +934,7 @@
     <w:r>
       <w:tab/>
       <w:tab/>
-      <w:t>2026-09-06</w:t>
+      <w:t>2026-09-07</w:t>
       <w:br/>
       <w:br/>
     </w:r>

--- a/klagomål/A 12296-2023 FSC-klagomål.docx
+++ b/klagomål/A 12296-2023 FSC-klagomål.docx
@@ -934,7 +934,7 @@
     <w:r>
       <w:tab/>
       <w:tab/>
-      <w:t>2026-09-07</w:t>
+      <w:t>2026-09-08</w:t>
       <w:br/>
       <w:br/>
     </w:r>

--- a/klagomål/A 12296-2023 FSC-klagomål.docx
+++ b/klagomål/A 12296-2023 FSC-klagomål.docx
@@ -934,7 +934,7 @@
     <w:r>
       <w:tab/>
       <w:tab/>
-      <w:t>2026-09-08</w:t>
+      <w:t>2026-09-09</w:t>
       <w:br/>
       <w:br/>
     </w:r>

--- a/klagomål/A 12296-2023 FSC-klagomål.docx
+++ b/klagomål/A 12296-2023 FSC-klagomål.docx
@@ -934,7 +934,7 @@
     <w:r>
       <w:tab/>
       <w:tab/>
-      <w:t>2026-09-09</w:t>
+      <w:t>2026-09-10</w:t>
       <w:br/>
       <w:br/>
     </w:r>

--- a/klagomål/A 12296-2023 FSC-klagomål.docx
+++ b/klagomål/A 12296-2023 FSC-klagomål.docx
@@ -934,7 +934,7 @@
     <w:r>
       <w:tab/>
       <w:tab/>
-      <w:t>2026-09-10</w:t>
+      <w:t>2026-09-11</w:t>
       <w:br/>
       <w:br/>
     </w:r>

--- a/klagomål/A 12296-2023 FSC-klagomål.docx
+++ b/klagomål/A 12296-2023 FSC-klagomål.docx
@@ -934,7 +934,7 @@
     <w:r>
       <w:tab/>
       <w:tab/>
-      <w:t>2026-09-11</w:t>
+      <w:t>2026-09-12</w:t>
       <w:br/>
       <w:br/>
     </w:r>

--- a/klagomål/A 12296-2023 FSC-klagomål.docx
+++ b/klagomål/A 12296-2023 FSC-klagomål.docx
@@ -934,7 +934,7 @@
     <w:r>
       <w:tab/>
       <w:tab/>
-      <w:t>2026-09-12</w:t>
+      <w:t>2026-09-13</w:t>
       <w:br/>
       <w:br/>
     </w:r>
